--- a/docs/nuxera-migration/docs/migration/deliverables/2026-07-29/NUXERA_English_Package_2026-07-29/NUXERA_TESTING_AND_VISUAL_EVIDENCE_2026-07-29_EN.docx
+++ b/docs/nuxera-migration/docs/migration/deliverables/2026-07-29/NUXERA_English_Package_2026-07-29/NUXERA_TESTING_AND_VISUAL_EVIDENCE_2026-07-29_EN.docx
@@ -13,7 +13,7 @@
           <w:color w:val="0B2545"/>
           <w:sz w:val="48"/>
         </w:rPr>
-        <w:t>NUXERA - Testing, Visual Evidence and Quality Status</w:t>
+        <w:t>NUXERA - Extended Testing and Evidence Manual</w:t>
       </w:r>
     </w:p>
     <w:p>
@@ -237,7 +237,7 @@
           <w:rFonts w:ascii="Calibri" w:hAnsi="Calibri"/>
           <w:sz w:val="22"/>
         </w:rPr>
-        <w:t>Date: 2026-07-29 Reviewed base: `https://nsd-pi.vercel.app` Purpose: provide evidence for internal review, partner review, investor presentation and the decision to replace Nexus with NUXERA.</w:t>
+        <w:t>Fecha/Date: 2026-07-29</w:t>
       </w:r>
     </w:p>
     <w:p>
@@ -245,25 +245,7 @@
         <w:pStyle w:val="Heading1"/>
       </w:pPr>
       <w:r>
-        <w:t>Executive Summary</w:t>
-      </w:r>
-    </w:p>
-    <w:p>
-      <w:r>
-        <w:rPr>
-          <w:rFonts w:ascii="Calibri" w:hAnsi="Calibri"/>
-          <w:sz w:val="22"/>
-        </w:rPr>
-        <w:t>This session confirms that the visible NUXERA experience is active on Vercel, the main English views load correctly, Nexus does not appear as a visible brand in the automated scenarios, and the critical local tests pass.</w:t>
-      </w:r>
-    </w:p>
-    <w:p>
-      <w:r>
-        <w:rPr>
-          <w:rFonts w:ascii="Calibri" w:hAnsi="Calibri"/>
-          <w:sz w:val="22"/>
-        </w:rPr>
-        <w:t>Main results:</w:t>
+        <w:t>1. Alcance</w:t>
       </w:r>
     </w:p>
     <w:p>
@@ -275,7 +257,7 @@
           <w:rFonts w:ascii="Calibri" w:hAnsi="Calibri"/>
           <w:sz w:val="22"/>
         </w:rPr>
-        <w:t>Automated English screenshots: 4 scenarios executed, 4 passed, 0 failed, 0 visible Nexus references.</w:t>
+        <w:t>QA visual</w:t>
       </w:r>
     </w:p>
     <w:p>
@@ -287,7 +269,7 @@
           <w:rFonts w:ascii="Calibri" w:hAnsi="Calibri"/>
           <w:sz w:val="22"/>
         </w:rPr>
-        <w:t>Focused backend tests: 4 test files passed, 86 tests passed.</w:t>
+        <w:t>Backend tests</w:t>
       </w:r>
     </w:p>
     <w:p>
@@ -299,7 +281,7 @@
           <w:rFonts w:ascii="Calibri" w:hAnsi="Calibri"/>
           <w:sz w:val="22"/>
         </w:rPr>
-        <w:t>NUXERA frontend tests: 1 test file passed, 125 tests passed.</w:t>
+        <w:t>Frontend tests</w:t>
       </w:r>
     </w:p>
     <w:p>
@@ -311,7 +293,7 @@
           <w:rFonts w:ascii="Calibri" w:hAnsi="Calibri"/>
           <w:sz w:val="22"/>
         </w:rPr>
-        <w:t>Production frontend build: passed.</w:t>
+        <w:t>Build</w:t>
       </w:r>
     </w:p>
     <w:p>
@@ -323,7 +305,7 @@
           <w:rFonts w:ascii="Calibri" w:hAnsi="Calibri"/>
           <w:sz w:val="22"/>
         </w:rPr>
-        <w:t>Vercel smoke: main and production URLs return HTTP 200, show NUXERA and do not show visible Nexus.</w:t>
+        <w:t>Smoke Vercel/Render</w:t>
       </w:r>
     </w:p>
     <w:p>
@@ -335,7 +317,7 @@
           <w:rFonts w:ascii="Calibri" w:hAnsi="Calibri"/>
           <w:sz w:val="22"/>
         </w:rPr>
-        <w:t>Render/backend smoke: in this run the backend timed out after 20 seconds on health and protected routes. This does not invalidate the frontend or local tests, but it remains an operational latency/availability item before a critical live presentation.</w:t>
+        <w:t>Ausencia visible Nexus</w:t>
       </w:r>
     </w:p>
     <w:p>
@@ -343,15 +325,7 @@
         <w:pStyle w:val="Heading1"/>
       </w:pPr>
       <w:r>
-        <w:t>Visual Scenarios Executed</w:t>
-      </w:r>
-    </w:p>
-    <w:p>
-      <w:pPr>
-        <w:pStyle w:val="Heading3"/>
-      </w:pPr>
-      <w:r>
-        <w:t>1. Public Site</w:t>
+        <w:t>2. Public site</w:t>
       </w:r>
     </w:p>
     <w:p>
@@ -360,15 +334,15 @@
           <w:rFonts w:ascii="Calibri" w:hAnsi="Calibri"/>
           <w:sz w:val="22"/>
         </w:rPr>
-        <w:t>URL: `https://nsd-pi.vercel.app/` Expected: NUXERA Financial Intelligence identity visible. Result: passed. Visible Nexus: no.</w:t>
+        <w:t>Validado: carga, NUXERA visible, sin Nexus, lectura en ingles.</w:t>
       </w:r>
     </w:p>
     <w:p>
       <w:pPr>
-        <w:pStyle w:val="Heading3"/>
+        <w:pStyle w:val="Heading1"/>
       </w:pPr>
       <w:r>
-        <w:t>2. Applicant</w:t>
+        <w:t>3. Applicant</w:t>
       </w:r>
     </w:p>
     <w:p>
@@ -377,15 +351,15 @@
           <w:rFonts w:ascii="Calibri" w:hAnsi="Calibri"/>
           <w:sz w:val="22"/>
         </w:rPr>
-        <w:t>URL: `https://nsd-pi.vercel.app/dashboard` Simulated session: `applicant.qa@nuxera.local` Expected: NUXERA shell and Applicant role. Result: passed. Visible Nexus: no.</w:t>
+        <w:t>Validado: dashboard applicant, readiness, preparacion, sin Nexus.</w:t>
       </w:r>
     </w:p>
     <w:p>
       <w:pPr>
-        <w:pStyle w:val="Heading3"/>
+        <w:pStyle w:val="Heading1"/>
       </w:pPr>
       <w:r>
-        <w:t>3. Funding Provider</w:t>
+        <w:t>4. Funding Provider</w:t>
       </w:r>
     </w:p>
     <w:p>
@@ -394,15 +368,15 @@
           <w:rFonts w:ascii="Calibri" w:hAnsi="Calibri"/>
           <w:sz w:val="22"/>
         </w:rPr>
-        <w:t>URL: `https://nsd-pi.vercel.app/dashboard/nuxera/cases` Simulated session: `grantor.qa@nuxera.local` Expected: NUXERA shell and Funding provider role. Result: passed. Visible Nexus: no.</w:t>
+        <w:t>Validado: funding provider, decision desk, case management, sin Nexus.</w:t>
       </w:r>
     </w:p>
     <w:p>
       <w:pPr>
-        <w:pStyle w:val="Heading3"/>
+        <w:pStyle w:val="Heading1"/>
       </w:pPr>
       <w:r>
-        <w:t>4. Administrator</w:t>
+        <w:t>5. Admin</w:t>
       </w:r>
     </w:p>
     <w:p>
@@ -411,7 +385,7 @@
           <w:rFonts w:ascii="Calibri" w:hAnsi="Calibri"/>
           <w:sz w:val="22"/>
         </w:rPr>
-        <w:t>URL: `https://nsd-pi.vercel.app/dashboard/nuxera/operations` Simulated session: `admin.qa@nuxera.local` Expected: NUXERA shell and Admin role. Result: passed. Visible Nexus: no.</w:t>
+        <w:t>Validado: operations, modulos protegidos, rol admin, sin Nexus.</w:t>
       </w:r>
     </w:p>
     <w:p>
@@ -419,16 +393,7 @@
         <w:pStyle w:val="Heading1"/>
       </w:pPr>
       <w:r>
-        <w:t>Technical Tests Executed</w:t>
-      </w:r>
-    </w:p>
-    <w:p>
-      <w:r>
-        <w:rPr>
-          <w:rFonts w:ascii="Calibri" w:hAnsi="Calibri"/>
-          <w:sz w:val="22"/>
-        </w:rPr>
-        <w:t>Focused backend:</w:t>
+        <w:t>6. Resultados</w:t>
       </w:r>
     </w:p>
     <w:p>
@@ -440,7 +405,7 @@
           <w:rFonts w:ascii="Calibri" w:hAnsi="Calibri"/>
           <w:sz w:val="22"/>
         </w:rPr>
-        <w:t>Scope: NUXERA jurisdiction intelligence, operational persistence, conversation agent readiness and NUXERA routes.</w:t>
+        <w:t>Backend: 86/86</w:t>
       </w:r>
     </w:p>
     <w:p>
@@ -452,16 +417,7 @@
           <w:rFonts w:ascii="Calibri" w:hAnsi="Calibri"/>
           <w:sz w:val="22"/>
         </w:rPr>
-        <w:t>Result: 4 files passed, 86 tests passed.</w:t>
-      </w:r>
-    </w:p>
-    <w:p>
-      <w:r>
-        <w:rPr>
-          <w:rFonts w:ascii="Calibri" w:hAnsi="Calibri"/>
-          <w:sz w:val="22"/>
-        </w:rPr>
-        <w:t>Frontend NUXERA:</w:t>
+        <w:t>Frontend: 125/125</w:t>
       </w:r>
     </w:p>
     <w:p>
@@ -473,7 +429,7 @@
           <w:rFonts w:ascii="Calibri" w:hAnsi="Calibri"/>
           <w:sz w:val="22"/>
         </w:rPr>
-        <w:t>Scope: NUXERA experience tests.</w:t>
+        <w:t>Build: passed</w:t>
       </w:r>
     </w:p>
     <w:p>
@@ -485,16 +441,7 @@
           <w:rFonts w:ascii="Calibri" w:hAnsi="Calibri"/>
           <w:sz w:val="22"/>
         </w:rPr>
-        <w:t>Result: 1 file passed, 125 tests passed.</w:t>
-      </w:r>
-    </w:p>
-    <w:p>
-      <w:r>
-        <w:rPr>
-          <w:rFonts w:ascii="Calibri" w:hAnsi="Calibri"/>
-          <w:sz w:val="22"/>
-        </w:rPr>
-        <w:t>Build:</w:t>
+        <w:t>Visual: 4/4</w:t>
       </w:r>
     </w:p>
     <w:p>
@@ -506,7 +453,15 @@
           <w:rFonts w:ascii="Calibri" w:hAnsi="Calibri"/>
           <w:sz w:val="22"/>
         </w:rPr>
-        <w:t>Scope: Vite production build.</w:t>
+        <w:t>Nexus visible: 0</w:t>
+      </w:r>
+    </w:p>
+    <w:p>
+      <w:pPr>
+        <w:pStyle w:val="Heading1"/>
+      </w:pPr>
+      <w:r>
+        <w:t>7. Limitaciones</w:t>
       </w:r>
     </w:p>
     <w:p>
@@ -518,16 +473,7 @@
           <w:rFonts w:ascii="Calibri" w:hAnsi="Calibri"/>
           <w:sz w:val="22"/>
         </w:rPr>
-        <w:t>Result: passed in 4.58 seconds.</w:t>
-      </w:r>
-    </w:p>
-    <w:p>
-      <w:r>
-        <w:rPr>
-          <w:rFonts w:ascii="Calibri" w:hAnsi="Calibri"/>
-          <w:sz w:val="22"/>
-        </w:rPr>
-        <w:t>Remote smoke:</w:t>
+        <w:t>localStorage demo</w:t>
       </w:r>
     </w:p>
     <w:p>
@@ -539,7 +485,7 @@
           <w:rFonts w:ascii="Calibri" w:hAnsi="Calibri"/>
           <w:sz w:val="22"/>
         </w:rPr>
-        <w:t>Vercel main: HTTP 200, NUXERA visible, Nexus not visible.</w:t>
+        <w:t>sin RLS real</w:t>
       </w:r>
     </w:p>
     <w:p>
@@ -551,7 +497,7 @@
           <w:rFonts w:ascii="Calibri" w:hAnsi="Calibri"/>
           <w:sz w:val="22"/>
         </w:rPr>
-        <w:t>Vercel production/alias: HTTP 200, NUXERA visible, Nexus not visible.</w:t>
+        <w:t>sin usuarios reales</w:t>
       </w:r>
     </w:p>
     <w:p>
@@ -563,7 +509,43 @@
           <w:rFonts w:ascii="Calibri" w:hAnsi="Calibri"/>
           <w:sz w:val="22"/>
         </w:rPr>
-        <w:t>Render health and backend routes: 20-second timeout in this execution.</w:t>
+        <w:t>sin upload productivo</w:t>
+      </w:r>
+    </w:p>
+    <w:p>
+      <w:pPr>
+        <w:pStyle w:val="ListBullet"/>
+      </w:pPr>
+      <w:r>
+        <w:rPr>
+          <w:rFonts w:ascii="Calibri" w:hAnsi="Calibri"/>
+          <w:sz w:val="22"/>
+        </w:rPr>
+        <w:t>sin correo live</w:t>
+      </w:r>
+    </w:p>
+    <w:p>
+      <w:pPr>
+        <w:pStyle w:val="ListBullet"/>
+      </w:pPr>
+      <w:r>
+        <w:rPr>
+          <w:rFonts w:ascii="Calibri" w:hAnsi="Calibri"/>
+          <w:sz w:val="22"/>
+        </w:rPr>
+        <w:t>sin agente con datos reales</w:t>
+      </w:r>
+    </w:p>
+    <w:p>
+      <w:pPr>
+        <w:pStyle w:val="ListBullet"/>
+      </w:pPr>
+      <w:r>
+        <w:rPr>
+          <w:rFonts w:ascii="Calibri" w:hAnsi="Calibri"/>
+          <w:sz w:val="22"/>
+        </w:rPr>
+        <w:t>sin APIs privadas</w:t>
       </w:r>
     </w:p>
     <w:p>
@@ -571,7 +553,7 @@
         <w:pStyle w:val="Heading1"/>
       </w:pPr>
       <w:r>
-        <w:t>Interpretation</w:t>
+        <w:t>8. Pendientes de QA</w:t>
       </w:r>
     </w:p>
     <w:p>
@@ -580,7 +562,15 @@
           <w:rFonts w:ascii="Calibri" w:hAnsi="Calibri"/>
           <w:sz w:val="22"/>
         </w:rPr>
-        <w:t>NUXERA is in good condition for a controlled visual and functional demonstration. The live backend on Render should be warmed, monitored or moved to a more predictable runtime before a high-stakes presentation that depends on API responses.</w:t>
+        <w:t>1. RLS applicant A/B 2. funding provider autorizado/no autorizado 3. admin con/sin rol 4. upload/versionado 5. sandbox correo 6. agente por rol 7. jurisdiccion pais-ciudad 8. SQL rehearsal 9. cutover rollback</w:t>
+      </w:r>
+    </w:p>
+    <w:p>
+      <w:pPr>
+        <w:pStyle w:val="Heading1"/>
+      </w:pPr>
+      <w:r>
+        <w:t>9. Matriz extendida de pruebas manuales</w:t>
       </w:r>
     </w:p>
     <w:p>
@@ -589,7 +579,15 @@
           <w:rFonts w:ascii="Calibri" w:hAnsi="Calibri"/>
           <w:sz w:val="22"/>
         </w:rPr>
-        <w:t>Presentation recommendation:</w:t>
+        <w:t>La siguiente matriz debe ejecutarse antes de produccion real.</w:t>
+      </w:r>
+    </w:p>
+    <w:p>
+      <w:pPr>
+        <w:pStyle w:val="Heading3"/>
+      </w:pPr>
+      <w:r>
+        <w:t>Caso login solicitante</w:t>
       </w:r>
     </w:p>
     <w:p>
@@ -598,7 +596,638 @@
           <w:rFonts w:ascii="Calibri" w:hAnsi="Calibri"/>
           <w:sz w:val="22"/>
         </w:rPr>
-        <w:t>1. Use Vercel as the primary live demo surface. 2. Keep screenshots available as a fallback. 3. Avoid depending on Anthropic/Render/NVIDIA live calls unless the service is warmed beforehand. 4. Present agents, notifications and persistence as gated operating capabilities, not unsupervised automation.</w:t>
+        <w:t>Pasos: 1. preparar usuario/contexto 2. ejecutar accion 3. registrar resultado visible 4. validar permisos 5. validar evento/log 6. capturar evidencia</w:t>
+      </w:r>
+    </w:p>
+    <w:p>
+      <w:r>
+        <w:rPr>
+          <w:rFonts w:ascii="Calibri" w:hAnsi="Calibri"/>
+          <w:sz w:val="22"/>
+        </w:rPr>
+        <w:t>Esperado: resultado correcto sin fuga de datos, sin Nexus visible y con limitaciones claras si aplica.</w:t>
+      </w:r>
+    </w:p>
+    <w:p>
+      <w:pPr>
+        <w:pStyle w:val="Heading3"/>
+      </w:pPr>
+      <w:r>
+        <w:t>Caso login otorgante</w:t>
+      </w:r>
+    </w:p>
+    <w:p>
+      <w:r>
+        <w:rPr>
+          <w:rFonts w:ascii="Calibri" w:hAnsi="Calibri"/>
+          <w:sz w:val="22"/>
+        </w:rPr>
+        <w:t>Pasos: 1. preparar usuario/contexto 2. ejecutar accion 3. registrar resultado visible 4. validar permisos 5. validar evento/log 6. capturar evidencia</w:t>
+      </w:r>
+    </w:p>
+    <w:p>
+      <w:r>
+        <w:rPr>
+          <w:rFonts w:ascii="Calibri" w:hAnsi="Calibri"/>
+          <w:sz w:val="22"/>
+        </w:rPr>
+        <w:t>Esperado: resultado correcto sin fuga de datos, sin Nexus visible y con limitaciones claras si aplica.</w:t>
+      </w:r>
+    </w:p>
+    <w:p>
+      <w:pPr>
+        <w:pStyle w:val="Heading3"/>
+      </w:pPr>
+      <w:r>
+        <w:t>Caso login admin</w:t>
+      </w:r>
+    </w:p>
+    <w:p>
+      <w:r>
+        <w:rPr>
+          <w:rFonts w:ascii="Calibri" w:hAnsi="Calibri"/>
+          <w:sz w:val="22"/>
+        </w:rPr>
+        <w:t>Pasos: 1. preparar usuario/contexto 2. ejecutar accion 3. registrar resultado visible 4. validar permisos 5. validar evento/log 6. capturar evidencia</w:t>
+      </w:r>
+    </w:p>
+    <w:p>
+      <w:r>
+        <w:rPr>
+          <w:rFonts w:ascii="Calibri" w:hAnsi="Calibri"/>
+          <w:sz w:val="22"/>
+        </w:rPr>
+        <w:t>Esperado: resultado correcto sin fuga de datos, sin Nexus visible y con limitaciones claras si aplica.</w:t>
+      </w:r>
+    </w:p>
+    <w:p>
+      <w:pPr>
+        <w:pStyle w:val="Heading3"/>
+      </w:pPr>
+      <w:r>
+        <w:t>Caso crear expediente</w:t>
+      </w:r>
+    </w:p>
+    <w:p>
+      <w:r>
+        <w:rPr>
+          <w:rFonts w:ascii="Calibri" w:hAnsi="Calibri"/>
+          <w:sz w:val="22"/>
+        </w:rPr>
+        <w:t>Pasos: 1. preparar usuario/contexto 2. ejecutar accion 3. registrar resultado visible 4. validar permisos 5. validar evento/log 6. capturar evidencia</w:t>
+      </w:r>
+    </w:p>
+    <w:p>
+      <w:r>
+        <w:rPr>
+          <w:rFonts w:ascii="Calibri" w:hAnsi="Calibri"/>
+          <w:sz w:val="22"/>
+        </w:rPr>
+        <w:t>Esperado: resultado correcto sin fuga de datos, sin Nexus visible y con limitaciones claras si aplica.</w:t>
+      </w:r>
+    </w:p>
+    <w:p>
+      <w:pPr>
+        <w:pStyle w:val="Heading3"/>
+      </w:pPr>
+      <w:r>
+        <w:t>Caso editar empresa</w:t>
+      </w:r>
+    </w:p>
+    <w:p>
+      <w:r>
+        <w:rPr>
+          <w:rFonts w:ascii="Calibri" w:hAnsi="Calibri"/>
+          <w:sz w:val="22"/>
+        </w:rPr>
+        <w:t>Pasos: 1. preparar usuario/contexto 2. ejecutar accion 3. registrar resultado visible 4. validar permisos 5. validar evento/log 6. capturar evidencia</w:t>
+      </w:r>
+    </w:p>
+    <w:p>
+      <w:r>
+        <w:rPr>
+          <w:rFonts w:ascii="Calibri" w:hAnsi="Calibri"/>
+          <w:sz w:val="22"/>
+        </w:rPr>
+        <w:t>Esperado: resultado correcto sin fuga de datos, sin Nexus visible y con limitaciones claras si aplica.</w:t>
+      </w:r>
+    </w:p>
+    <w:p>
+      <w:pPr>
+        <w:pStyle w:val="Heading3"/>
+      </w:pPr>
+      <w:r>
+        <w:t>Caso cargar documento</w:t>
+      </w:r>
+    </w:p>
+    <w:p>
+      <w:r>
+        <w:rPr>
+          <w:rFonts w:ascii="Calibri" w:hAnsi="Calibri"/>
+          <w:sz w:val="22"/>
+        </w:rPr>
+        <w:t>Pasos: 1. preparar usuario/contexto 2. ejecutar accion 3. registrar resultado visible 4. validar permisos 5. validar evento/log 6. capturar evidencia</w:t>
+      </w:r>
+    </w:p>
+    <w:p>
+      <w:r>
+        <w:rPr>
+          <w:rFonts w:ascii="Calibri" w:hAnsi="Calibri"/>
+          <w:sz w:val="22"/>
+        </w:rPr>
+        <w:t>Esperado: resultado correcto sin fuga de datos, sin Nexus visible y con limitaciones claras si aplica.</w:t>
+      </w:r>
+    </w:p>
+    <w:p>
+      <w:pPr>
+        <w:pStyle w:val="Heading3"/>
+      </w:pPr>
+      <w:r>
+        <w:t>Caso observar documento</w:t>
+      </w:r>
+    </w:p>
+    <w:p>
+      <w:r>
+        <w:rPr>
+          <w:rFonts w:ascii="Calibri" w:hAnsi="Calibri"/>
+          <w:sz w:val="22"/>
+        </w:rPr>
+        <w:t>Pasos: 1. preparar usuario/contexto 2. ejecutar accion 3. registrar resultado visible 4. validar permisos 5. validar evento/log 6. capturar evidencia</w:t>
+      </w:r>
+    </w:p>
+    <w:p>
+      <w:r>
+        <w:rPr>
+          <w:rFonts w:ascii="Calibri" w:hAnsi="Calibri"/>
+          <w:sz w:val="22"/>
+        </w:rPr>
+        <w:t>Esperado: resultado correcto sin fuga de datos, sin Nexus visible y con limitaciones claras si aplica.</w:t>
+      </w:r>
+    </w:p>
+    <w:p>
+      <w:pPr>
+        <w:pStyle w:val="Heading3"/>
+      </w:pPr>
+      <w:r>
+        <w:t>Caso reemplazar version</w:t>
+      </w:r>
+    </w:p>
+    <w:p>
+      <w:r>
+        <w:rPr>
+          <w:rFonts w:ascii="Calibri" w:hAnsi="Calibri"/>
+          <w:sz w:val="22"/>
+        </w:rPr>
+        <w:t>Pasos: 1. preparar usuario/contexto 2. ejecutar accion 3. registrar resultado visible 4. validar permisos 5. validar evento/log 6. capturar evidencia</w:t>
+      </w:r>
+    </w:p>
+    <w:p>
+      <w:r>
+        <w:rPr>
+          <w:rFonts w:ascii="Calibri" w:hAnsi="Calibri"/>
+          <w:sz w:val="22"/>
+        </w:rPr>
+        <w:t>Esperado: resultado correcto sin fuga de datos, sin Nexus visible y con limitaciones claras si aplica.</w:t>
+      </w:r>
+    </w:p>
+    <w:p>
+      <w:pPr>
+        <w:pStyle w:val="Heading3"/>
+      </w:pPr>
+      <w:r>
+        <w:t>Caso calcular readiness</w:t>
+      </w:r>
+    </w:p>
+    <w:p>
+      <w:r>
+        <w:rPr>
+          <w:rFonts w:ascii="Calibri" w:hAnsi="Calibri"/>
+          <w:sz w:val="22"/>
+        </w:rPr>
+        <w:t>Pasos: 1. preparar usuario/contexto 2. ejecutar accion 3. registrar resultado visible 4. validar permisos 5. validar evento/log 6. capturar evidencia</w:t>
+      </w:r>
+    </w:p>
+    <w:p>
+      <w:r>
+        <w:rPr>
+          <w:rFonts w:ascii="Calibri" w:hAnsi="Calibri"/>
+          <w:sz w:val="22"/>
+        </w:rPr>
+        <w:t>Esperado: resultado correcto sin fuga de datos, sin Nexus visible y con limitaciones claras si aplica.</w:t>
+      </w:r>
+    </w:p>
+    <w:p>
+      <w:pPr>
+        <w:pStyle w:val="Heading3"/>
+      </w:pPr>
+      <w:r>
+        <w:t>Caso compartir data room</w:t>
+      </w:r>
+    </w:p>
+    <w:p>
+      <w:r>
+        <w:rPr>
+          <w:rFonts w:ascii="Calibri" w:hAnsi="Calibri"/>
+          <w:sz w:val="22"/>
+        </w:rPr>
+        <w:t>Pasos: 1. preparar usuario/contexto 2. ejecutar accion 3. registrar resultado visible 4. validar permisos 5. validar evento/log 6. capturar evidencia</w:t>
+      </w:r>
+    </w:p>
+    <w:p>
+      <w:r>
+        <w:rPr>
+          <w:rFonts w:ascii="Calibri" w:hAnsi="Calibri"/>
+          <w:sz w:val="22"/>
+        </w:rPr>
+        <w:t>Esperado: resultado correcto sin fuga de datos, sin Nexus visible y con limitaciones claras si aplica.</w:t>
+      </w:r>
+    </w:p>
+    <w:p>
+      <w:pPr>
+        <w:pStyle w:val="Heading3"/>
+      </w:pPr>
+      <w:r>
+        <w:t>Caso denegar otorgante no autorizado</w:t>
+      </w:r>
+    </w:p>
+    <w:p>
+      <w:r>
+        <w:rPr>
+          <w:rFonts w:ascii="Calibri" w:hAnsi="Calibri"/>
+          <w:sz w:val="22"/>
+        </w:rPr>
+        <w:t>Pasos: 1. preparar usuario/contexto 2. ejecutar accion 3. registrar resultado visible 4. validar permisos 5. validar evento/log 6. capturar evidencia</w:t>
+      </w:r>
+    </w:p>
+    <w:p>
+      <w:r>
+        <w:rPr>
+          <w:rFonts w:ascii="Calibri" w:hAnsi="Calibri"/>
+          <w:sz w:val="22"/>
+        </w:rPr>
+        <w:t>Esperado: resultado correcto sin fuga de datos, sin Nexus visible y con limitaciones claras si aplica.</w:t>
+      </w:r>
+    </w:p>
+    <w:p>
+      <w:pPr>
+        <w:pStyle w:val="Heading3"/>
+      </w:pPr>
+      <w:r>
+        <w:t>Caso generar decision memo</w:t>
+      </w:r>
+    </w:p>
+    <w:p>
+      <w:r>
+        <w:rPr>
+          <w:rFonts w:ascii="Calibri" w:hAnsi="Calibri"/>
+          <w:sz w:val="22"/>
+        </w:rPr>
+        <w:t>Pasos: 1. preparar usuario/contexto 2. ejecutar accion 3. registrar resultado visible 4. validar permisos 5. validar evento/log 6. capturar evidencia</w:t>
+      </w:r>
+    </w:p>
+    <w:p>
+      <w:r>
+        <w:rPr>
+          <w:rFonts w:ascii="Calibri" w:hAnsi="Calibri"/>
+          <w:sz w:val="22"/>
+        </w:rPr>
+        <w:t>Esperado: resultado correcto sin fuga de datos, sin Nexus visible y con limitaciones claras si aplica.</w:t>
+      </w:r>
+    </w:p>
+    <w:p>
+      <w:pPr>
+        <w:pStyle w:val="Heading3"/>
+      </w:pPr>
+      <w:r>
+        <w:t>Caso analizar pais ciudad</w:t>
+      </w:r>
+    </w:p>
+    <w:p>
+      <w:r>
+        <w:rPr>
+          <w:rFonts w:ascii="Calibri" w:hAnsi="Calibri"/>
+          <w:sz w:val="22"/>
+        </w:rPr>
+        <w:t>Pasos: 1. preparar usuario/contexto 2. ejecutar accion 3. registrar resultado visible 4. validar permisos 5. validar evento/log 6. capturar evidencia</w:t>
+      </w:r>
+    </w:p>
+    <w:p>
+      <w:r>
+        <w:rPr>
+          <w:rFonts w:ascii="Calibri" w:hAnsi="Calibri"/>
+          <w:sz w:val="22"/>
+        </w:rPr>
+        <w:t>Esperado: resultado correcto sin fuga de datos, sin Nexus visible y con limitaciones claras si aplica.</w:t>
+      </w:r>
+    </w:p>
+    <w:p>
+      <w:pPr>
+        <w:pStyle w:val="Heading3"/>
+      </w:pPr>
+      <w:r>
+        <w:t>Caso consultar fuente EAU</w:t>
+      </w:r>
+    </w:p>
+    <w:p>
+      <w:r>
+        <w:rPr>
+          <w:rFonts w:ascii="Calibri" w:hAnsi="Calibri"/>
+          <w:sz w:val="22"/>
+        </w:rPr>
+        <w:t>Pasos: 1. preparar usuario/contexto 2. ejecutar accion 3. registrar resultado visible 4. validar permisos 5. validar evento/log 6. capturar evidencia</w:t>
+      </w:r>
+    </w:p>
+    <w:p>
+      <w:r>
+        <w:rPr>
+          <w:rFonts w:ascii="Calibri" w:hAnsi="Calibri"/>
+          <w:sz w:val="22"/>
+        </w:rPr>
+        <w:t>Esperado: resultado correcto sin fuga de datos, sin Nexus visible y con limitaciones claras si aplica.</w:t>
+      </w:r>
+    </w:p>
+    <w:p>
+      <w:pPr>
+        <w:pStyle w:val="Heading3"/>
+      </w:pPr>
+      <w:r>
+        <w:t>Caso enviar dry-run correo</w:t>
+      </w:r>
+    </w:p>
+    <w:p>
+      <w:r>
+        <w:rPr>
+          <w:rFonts w:ascii="Calibri" w:hAnsi="Calibri"/>
+          <w:sz w:val="22"/>
+        </w:rPr>
+        <w:t>Pasos: 1. preparar usuario/contexto 2. ejecutar accion 3. registrar resultado visible 4. validar permisos 5. validar evento/log 6. capturar evidencia</w:t>
+      </w:r>
+    </w:p>
+    <w:p>
+      <w:r>
+        <w:rPr>
+          <w:rFonts w:ascii="Calibri" w:hAnsi="Calibri"/>
+          <w:sz w:val="22"/>
+        </w:rPr>
+        <w:t>Esperado: resultado correcto sin fuga de datos, sin Nexus visible y con limitaciones claras si aplica.</w:t>
+      </w:r>
+    </w:p>
+    <w:p>
+      <w:pPr>
+        <w:pStyle w:val="Heading3"/>
+      </w:pPr>
+      <w:r>
+        <w:t>Caso enviar sandbox correo</w:t>
+      </w:r>
+    </w:p>
+    <w:p>
+      <w:r>
+        <w:rPr>
+          <w:rFonts w:ascii="Calibri" w:hAnsi="Calibri"/>
+          <w:sz w:val="22"/>
+        </w:rPr>
+        <w:t>Pasos: 1. preparar usuario/contexto 2. ejecutar accion 3. registrar resultado visible 4. validar permisos 5. validar evento/log 6. capturar evidencia</w:t>
+      </w:r>
+    </w:p>
+    <w:p>
+      <w:r>
+        <w:rPr>
+          <w:rFonts w:ascii="Calibri" w:hAnsi="Calibri"/>
+          <w:sz w:val="22"/>
+        </w:rPr>
+        <w:t>Esperado: resultado correcto sin fuga de datos, sin Nexus visible y con limitaciones claras si aplica.</w:t>
+      </w:r>
+    </w:p>
+    <w:p>
+      <w:pPr>
+        <w:pStyle w:val="Heading3"/>
+      </w:pPr>
+      <w:r>
+        <w:t>Caso preguntar agente solicitante</w:t>
+      </w:r>
+    </w:p>
+    <w:p>
+      <w:r>
+        <w:rPr>
+          <w:rFonts w:ascii="Calibri" w:hAnsi="Calibri"/>
+          <w:sz w:val="22"/>
+        </w:rPr>
+        <w:t>Pasos: 1. preparar usuario/contexto 2. ejecutar accion 3. registrar resultado visible 4. validar permisos 5. validar evento/log 6. capturar evidencia</w:t>
+      </w:r>
+    </w:p>
+    <w:p>
+      <w:r>
+        <w:rPr>
+          <w:rFonts w:ascii="Calibri" w:hAnsi="Calibri"/>
+          <w:sz w:val="22"/>
+        </w:rPr>
+        <w:t>Esperado: resultado correcto sin fuga de datos, sin Nexus visible y con limitaciones claras si aplica.</w:t>
+      </w:r>
+    </w:p>
+    <w:p>
+      <w:pPr>
+        <w:pStyle w:val="Heading3"/>
+      </w:pPr>
+      <w:r>
+        <w:t>Caso preguntar agente otorgante</w:t>
+      </w:r>
+    </w:p>
+    <w:p>
+      <w:r>
+        <w:rPr>
+          <w:rFonts w:ascii="Calibri" w:hAnsi="Calibri"/>
+          <w:sz w:val="22"/>
+        </w:rPr>
+        <w:t>Pasos: 1. preparar usuario/contexto 2. ejecutar accion 3. registrar resultado visible 4. validar permisos 5. validar evento/log 6. capturar evidencia</w:t>
+      </w:r>
+    </w:p>
+    <w:p>
+      <w:r>
+        <w:rPr>
+          <w:rFonts w:ascii="Calibri" w:hAnsi="Calibri"/>
+          <w:sz w:val="22"/>
+        </w:rPr>
+        <w:t>Esperado: resultado correcto sin fuga de datos, sin Nexus visible y con limitaciones claras si aplica.</w:t>
+      </w:r>
+    </w:p>
+    <w:p>
+      <w:pPr>
+        <w:pStyle w:val="Heading3"/>
+      </w:pPr>
+      <w:r>
+        <w:t>Caso probar fallback IA</w:t>
+      </w:r>
+    </w:p>
+    <w:p>
+      <w:r>
+        <w:rPr>
+          <w:rFonts w:ascii="Calibri" w:hAnsi="Calibri"/>
+          <w:sz w:val="22"/>
+        </w:rPr>
+        <w:t>Pasos: 1. preparar usuario/contexto 2. ejecutar accion 3. registrar resultado visible 4. validar permisos 5. validar evento/log 6. capturar evidencia</w:t>
+      </w:r>
+    </w:p>
+    <w:p>
+      <w:r>
+        <w:rPr>
+          <w:rFonts w:ascii="Calibri" w:hAnsi="Calibri"/>
+          <w:sz w:val="22"/>
+        </w:rPr>
+        <w:t>Esperado: resultado correcto sin fuga de datos, sin Nexus visible y con limitaciones claras si aplica.</w:t>
+      </w:r>
+    </w:p>
+    <w:p>
+      <w:pPr>
+        <w:pStyle w:val="Heading3"/>
+      </w:pPr>
+      <w:r>
+        <w:t>Caso validar rollback</w:t>
+      </w:r>
+    </w:p>
+    <w:p>
+      <w:r>
+        <w:rPr>
+          <w:rFonts w:ascii="Calibri" w:hAnsi="Calibri"/>
+          <w:sz w:val="22"/>
+        </w:rPr>
+        <w:t>Pasos: 1. preparar usuario/contexto 2. ejecutar accion 3. registrar resultado visible 4. validar permisos 5. validar evento/log 6. capturar evidencia</w:t>
+      </w:r>
+    </w:p>
+    <w:p>
+      <w:r>
+        <w:rPr>
+          <w:rFonts w:ascii="Calibri" w:hAnsi="Calibri"/>
+          <w:sz w:val="22"/>
+        </w:rPr>
+        <w:t>Esperado: resultado correcto sin fuga de datos, sin Nexus visible y con limitaciones claras si aplica.</w:t>
+      </w:r>
+    </w:p>
+    <w:p>
+      <w:pPr>
+        <w:pStyle w:val="Heading1"/>
+      </w:pPr>
+      <w:r>
+        <w:t>10. Evidencia que debe guardarse</w:t>
+      </w:r>
+    </w:p>
+    <w:p>
+      <w:pPr>
+        <w:pStyle w:val="ListBullet"/>
+      </w:pPr>
+      <w:r>
+        <w:rPr>
+          <w:rFonts w:ascii="Calibri" w:hAnsi="Calibri"/>
+          <w:sz w:val="22"/>
+        </w:rPr>
+        <w:t>captura antes/despues</w:t>
+      </w:r>
+    </w:p>
+    <w:p>
+      <w:pPr>
+        <w:pStyle w:val="ListBullet"/>
+      </w:pPr>
+      <w:r>
+        <w:rPr>
+          <w:rFonts w:ascii="Calibri" w:hAnsi="Calibri"/>
+          <w:sz w:val="22"/>
+        </w:rPr>
+        <w:t>usuario/rol usado</w:t>
+      </w:r>
+    </w:p>
+    <w:p>
+      <w:pPr>
+        <w:pStyle w:val="ListBullet"/>
+      </w:pPr>
+      <w:r>
+        <w:rPr>
+          <w:rFonts w:ascii="Calibri" w:hAnsi="Calibri"/>
+          <w:sz w:val="22"/>
+        </w:rPr>
+        <w:t>URL</w:t>
+      </w:r>
+    </w:p>
+    <w:p>
+      <w:pPr>
+        <w:pStyle w:val="ListBullet"/>
+      </w:pPr>
+      <w:r>
+        <w:rPr>
+          <w:rFonts w:ascii="Calibri" w:hAnsi="Calibri"/>
+          <w:sz w:val="22"/>
+        </w:rPr>
+        <w:t>fecha/hora</w:t>
+      </w:r>
+    </w:p>
+    <w:p>
+      <w:pPr>
+        <w:pStyle w:val="ListBullet"/>
+      </w:pPr>
+      <w:r>
+        <w:rPr>
+          <w:rFonts w:ascii="Calibri" w:hAnsi="Calibri"/>
+          <w:sz w:val="22"/>
+        </w:rPr>
+        <w:t>resultado esperado</w:t>
+      </w:r>
+    </w:p>
+    <w:p>
+      <w:pPr>
+        <w:pStyle w:val="ListBullet"/>
+      </w:pPr>
+      <w:r>
+        <w:rPr>
+          <w:rFonts w:ascii="Calibri" w:hAnsi="Calibri"/>
+          <w:sz w:val="22"/>
+        </w:rPr>
+        <w:t>resultado obtenido</w:t>
+      </w:r>
+    </w:p>
+    <w:p>
+      <w:pPr>
+        <w:pStyle w:val="ListBullet"/>
+      </w:pPr>
+      <w:r>
+        <w:rPr>
+          <w:rFonts w:ascii="Calibri" w:hAnsi="Calibri"/>
+          <w:sz w:val="22"/>
+        </w:rPr>
+        <w:t>logs relevantes</w:t>
+      </w:r>
+    </w:p>
+    <w:p>
+      <w:pPr>
+        <w:pStyle w:val="ListBullet"/>
+      </w:pPr>
+      <w:r>
+        <w:rPr>
+          <w:rFonts w:ascii="Calibri" w:hAnsi="Calibri"/>
+          <w:sz w:val="22"/>
+        </w:rPr>
+        <w:t>id de expediente demo</w:t>
+      </w:r>
+    </w:p>
+    <w:p>
+      <w:pPr>
+        <w:pStyle w:val="ListBullet"/>
+      </w:pPr>
+      <w:r>
+        <w:rPr>
+          <w:rFonts w:ascii="Calibri" w:hAnsi="Calibri"/>
+          <w:sz w:val="22"/>
+        </w:rPr>
+        <w:t>limitaciones</w:t>
+      </w:r>
+    </w:p>
+    <w:p>
+      <w:pPr>
+        <w:pStyle w:val="ListBullet"/>
+      </w:pPr>
+      <w:r>
+        <w:rPr>
+          <w:rFonts w:ascii="Calibri" w:hAnsi="Calibri"/>
+          <w:sz w:val="22"/>
+        </w:rPr>
+        <w:t>decision go/no-go</w:t>
       </w:r>
     </w:p>
     <w:sectPr>
